--- a/docassemble/LSLettersEmails/data/templates/Letterhead-client.docx
+++ b/docassemble/LSLettersEmails/data/templates/Letterhead-client.docx
@@ -1,6 +1,6 @@
 
 <file path=word/document.xml><?xml version="1.0" encoding="utf-8"?>
-<w:document xmlns:wpc="http://schemas.microsoft.com/office/word/2010/wordprocessingCanvas" xmlns:cx="http://schemas.microsoft.com/office/drawing/2014/chartex" xmlns:cx1="http://schemas.microsoft.com/office/drawing/2015/9/8/chartex" xmlns:cx2="http://schemas.microsoft.com/office/drawing/2015/10/21/chartex" xmlns:cx3="http://schemas.microsoft.com/office/drawing/2016/5/9/chartex" xmlns:cx4="http://schemas.microsoft.com/office/drawing/2016/5/10/chartex" xmlns:cx5="http://schemas.microsoft.com/office/drawing/2016/5/11/chartex" xmlns:cx6="http://schemas.microsoft.com/office/drawing/2016/5/12/chartex" xmlns:cx7="http://schemas.microsoft.com/office/drawing/2016/5/13/chartex" xmlns:cx8="http://schemas.microsoft.com/office/drawing/2016/5/14/chartex" xmlns:mc="http://schemas.openxmlformats.org/markup-compatibility/2006" xmlns:aink="http://schemas.microsoft.com/office/drawing/2016/ink" xmlns:am3d="http://schemas.microsoft.com/office/drawing/2017/model3d" xmlns:o="urn:schemas-microsoft-com:office:office" xmlns:oel="http://schemas.microsoft.com/office/2019/extlst" xmlns:r="http://schemas.openxmlformats.org/officeDocument/2006/relationships" xmlns:m="http://schemas.openxmlformats.org/officeDocument/2006/math" xmlns:v="urn:schemas-microsoft-com:vml" xmlns:wp14="http://schemas.microsoft.com/office/word/2010/wordprocessingDrawing" xmlns:wp="http://schemas.openxmlformats.org/drawingml/2006/wordprocessingDrawing" xmlns:w10="urn:schemas-microsoft-com:office:word" xmlns:w="http://schemas.openxmlformats.org/wordprocessingml/2006/main" xmlns:w14="http://schemas.microsoft.com/office/word/2010/wordml" xmlns:w15="http://schemas.microsoft.com/office/word/2012/wordml" xmlns:w16cex="http://schemas.microsoft.com/office/word/2018/wordml/cex" xmlns:w16cid="http://schemas.microsoft.com/office/word/2016/wordml/cid" xmlns:w16="http://schemas.microsoft.com/office/word/2018/wordml" xmlns:w16sdtdh="http://schemas.microsoft.com/office/word/2020/wordml/sdtdatahash" xmlns:w16se="http://schemas.microsoft.com/office/word/2015/wordml/symex" xmlns:wpg="http://schemas.microsoft.com/office/word/2010/wordprocessingGroup" xmlns:wpi="http://schemas.microsoft.com/office/word/2010/wordprocessingInk" xmlns:wne="http://schemas.microsoft.com/office/word/2006/wordml" xmlns:wps="http://schemas.microsoft.com/office/word/2010/wordprocessingShape" mc:Ignorable="w14 w15 w16se w16cid w16 w16cex w16sdtdh wp14">
+<w:document xmlns:wpc="http://schemas.microsoft.com/office/word/2010/wordprocessingCanvas" xmlns:cx="http://schemas.microsoft.com/office/drawing/2014/chartex" xmlns:cx1="http://schemas.microsoft.com/office/drawing/2015/9/8/chartex" xmlns:cx2="http://schemas.microsoft.com/office/drawing/2015/10/21/chartex" xmlns:cx3="http://schemas.microsoft.com/office/drawing/2016/5/9/chartex" xmlns:cx4="http://schemas.microsoft.com/office/drawing/2016/5/10/chartex" xmlns:cx5="http://schemas.microsoft.com/office/drawing/2016/5/11/chartex" xmlns:cx6="http://schemas.microsoft.com/office/drawing/2016/5/12/chartex" xmlns:cx7="http://schemas.microsoft.com/office/drawing/2016/5/13/chartex" xmlns:cx8="http://schemas.microsoft.com/office/drawing/2016/5/14/chartex" xmlns:mc="http://schemas.openxmlformats.org/markup-compatibility/2006" xmlns:aink="http://schemas.microsoft.com/office/drawing/2016/ink" xmlns:am3d="http://schemas.microsoft.com/office/drawing/2017/model3d" xmlns:o="urn:schemas-microsoft-com:office:office" xmlns:oel="http://schemas.microsoft.com/office/2019/extlst" xmlns:r="http://schemas.openxmlformats.org/officeDocument/2006/relationships" xmlns:m="http://schemas.openxmlformats.org/officeDocument/2006/math" xmlns:v="urn:schemas-microsoft-com:vml" xmlns:wp14="http://schemas.microsoft.com/office/word/2010/wordprocessingDrawing" xmlns:wp="http://schemas.openxmlformats.org/drawingml/2006/wordprocessingDrawing" xmlns:w10="urn:schemas-microsoft-com:office:word" xmlns:w="http://schemas.openxmlformats.org/wordprocessingml/2006/main" xmlns:w14="http://schemas.microsoft.com/office/word/2010/wordml" xmlns:w15="http://schemas.microsoft.com/office/word/2012/wordml" xmlns:w16cex="http://schemas.microsoft.com/office/word/2018/wordml/cex" xmlns:w16cid="http://schemas.microsoft.com/office/word/2016/wordml/cid" xmlns:w16="http://schemas.microsoft.com/office/word/2018/wordml" xmlns:w16du="http://schemas.microsoft.com/office/word/2023/wordml/word16du" xmlns:w16sdtdh="http://schemas.microsoft.com/office/word/2020/wordml/sdtdatahash" xmlns:w16sdtfl="http://schemas.microsoft.com/office/word/2024/wordml/sdtformatlock" xmlns:w16se="http://schemas.microsoft.com/office/word/2015/wordml/symex" xmlns:wpg="http://schemas.microsoft.com/office/word/2010/wordprocessingGroup" xmlns:wpi="http://schemas.microsoft.com/office/word/2010/wordprocessingInk" xmlns:wne="http://schemas.microsoft.com/office/word/2006/wordml" xmlns:wps="http://schemas.microsoft.com/office/word/2010/wordprocessingShape" mc:Ignorable="w14 w15 w16se w16cid w16 w16cex w16sdtdh w16sdtfl w16du wp14">
   <w:body>
     <w:p>
       <w:pPr>
@@ -67,15 +67,7 @@
         <w:spacing w:after="0" w:line="240" w:lineRule="auto"/>
       </w:pPr>
       <w:r>
-        <w:t xml:space="preserve">1111 </w:t>
-      </w:r>
-      <w:proofErr w:type="spellStart"/>
-      <w:r>
-        <w:t>Bagby</w:t>
-      </w:r>
-      <w:proofErr w:type="spellEnd"/>
-      <w:r>
-        <w:t>, Suite FLB 300</w:t>
+        <w:t>1000 Louisiana St, Suite 3600</w:t>
       </w:r>
     </w:p>
     <w:p>
@@ -118,11 +110,24 @@
       </w:r>
       <w:proofErr w:type="gramEnd"/>
       <w:r>
-        <w:t>.address.block</w:t>
+        <w:t>.</w:t>
+      </w:r>
+      <w:proofErr w:type="gramStart"/>
+      <w:r>
+        <w:t>address.block</w:t>
       </w:r>
       <w:proofErr w:type="spellEnd"/>
-      <w:r>
-        <w:t>() }}</w:t>
+      <w:proofErr w:type="gramEnd"/>
+      <w:r>
+        <w:t>(</w:t>
+      </w:r>
+      <w:proofErr w:type="gramStart"/>
+      <w:r>
+        <w:t>) }</w:t>
+      </w:r>
+      <w:proofErr w:type="gramEnd"/>
+      <w:r>
+        <w:t>}</w:t>
       </w:r>
     </w:p>
     <w:p>
@@ -268,23 +273,7 @@
                                 <w:rFonts w:ascii="Mongolian Baiti" w:hAnsi="Mongolian Baiti" w:cs="Mongolian Baiti"/>
                                 <w:sz w:val="20"/>
                               </w:rPr>
-                              <w:t xml:space="preserve">1111 </w:t>
-                            </w:r>
-                            <w:proofErr w:type="spellStart"/>
-                            <w:r>
-                              <w:rPr>
-                                <w:rFonts w:ascii="Mongolian Baiti" w:hAnsi="Mongolian Baiti" w:cs="Mongolian Baiti"/>
-                                <w:sz w:val="20"/>
-                              </w:rPr>
-                              <w:t>Bagby</w:t>
-                            </w:r>
-                            <w:proofErr w:type="spellEnd"/>
-                            <w:r>
-                              <w:rPr>
-                                <w:rFonts w:ascii="Mongolian Baiti" w:hAnsi="Mongolian Baiti" w:cs="Mongolian Baiti"/>
-                                <w:sz w:val="20"/>
-                              </w:rPr>
-                              <w:t>, Suite FLB 300</w:t>
+                              <w:t>1000 Louisiana St, Suite 3600</w:t>
                             </w:r>
                           </w:p>
                           <w:p>
@@ -397,23 +386,7 @@
                           <w:rFonts w:ascii="Mongolian Baiti" w:hAnsi="Mongolian Baiti" w:cs="Mongolian Baiti"/>
                           <w:sz w:val="20"/>
                         </w:rPr>
-                        <w:t xml:space="preserve">1111 </w:t>
-                      </w:r>
-                      <w:proofErr w:type="spellStart"/>
-                      <w:r>
-                        <w:rPr>
-                          <w:rFonts w:ascii="Mongolian Baiti" w:hAnsi="Mongolian Baiti" w:cs="Mongolian Baiti"/>
-                          <w:sz w:val="20"/>
-                        </w:rPr>
-                        <w:t>Bagby</w:t>
-                      </w:r>
-                      <w:proofErr w:type="spellEnd"/>
-                      <w:r>
-                        <w:rPr>
-                          <w:rFonts w:ascii="Mongolian Baiti" w:hAnsi="Mongolian Baiti" w:cs="Mongolian Baiti"/>
-                          <w:sz w:val="20"/>
-                        </w:rPr>
-                        <w:t>, Suite FLB 300</w:t>
+                        <w:t>1000 Louisiana St, Suite 3600</w:t>
                       </w:r>
                     </w:p>
                     <w:p>
@@ -527,7 +500,15 @@
       </w:r>
       <w:proofErr w:type="gramEnd"/>
       <w:r>
-        <w:t>() }}</w:t>
+        <w:t>(</w:t>
+      </w:r>
+      <w:proofErr w:type="gramStart"/>
+      <w:r>
+        <w:t>) }</w:t>
+      </w:r>
+      <w:proofErr w:type="gramEnd"/>
+      <w:r>
+        <w:t>}</w:t>
       </w:r>
     </w:p>
     <w:p>
@@ -565,11 +546,24 @@
       </w:r>
       <w:proofErr w:type="gramEnd"/>
       <w:r>
-        <w:t>.address.block</w:t>
+        <w:t>.</w:t>
+      </w:r>
+      <w:proofErr w:type="gramStart"/>
+      <w:r>
+        <w:t>address.block</w:t>
       </w:r>
       <w:proofErr w:type="spellEnd"/>
-      <w:r>
-        <w:t>() }}</w:t>
+      <w:proofErr w:type="gramEnd"/>
+      <w:r>
+        <w:t>(</w:t>
+      </w:r>
+      <w:proofErr w:type="gramStart"/>
+      <w:r>
+        <w:t>) }</w:t>
+      </w:r>
+      <w:proofErr w:type="gramEnd"/>
+      <w:r>
+        <w:t>}</w:t>
       </w:r>
     </w:p>
     <w:p>
@@ -619,8 +613,23 @@
         <w:rPr>
           <w:b/>
         </w:rPr>
-        <w:t xml:space="preserve"> }} : </w:t>
-      </w:r>
+        <w:t xml:space="preserve"> }</w:t>
+      </w:r>
+      <w:proofErr w:type="gramStart"/>
+      <w:r>
+        <w:rPr>
+          <w:b/>
+        </w:rPr>
+        <w:t>} :</w:t>
+      </w:r>
+      <w:proofErr w:type="gramEnd"/>
+      <w:r>
+        <w:rPr>
+          <w:b/>
+        </w:rPr>
+        <w:t xml:space="preserve"> </w:t>
+      </w:r>
+      <w:proofErr w:type="gramStart"/>
       <w:r>
         <w:rPr>
           <w:b/>
@@ -633,6 +642,7 @@
         </w:rPr>
         <w:t>LPC</w:t>
       </w:r>
+      <w:proofErr w:type="gramEnd"/>
       <w:r>
         <w:rPr>
           <w:b/>
@@ -689,7 +699,7 @@
 </file>
 
 <file path=word/endnotes.xml><?xml version="1.0" encoding="utf-8"?>
-<w:endnotes xmlns:wpc="http://schemas.microsoft.com/office/word/2010/wordprocessingCanvas" xmlns:cx="http://schemas.microsoft.com/office/drawing/2014/chartex" xmlns:cx1="http://schemas.microsoft.com/office/drawing/2015/9/8/chartex" xmlns:cx2="http://schemas.microsoft.com/office/drawing/2015/10/21/chartex" xmlns:cx3="http://schemas.microsoft.com/office/drawing/2016/5/9/chartex" xmlns:cx4="http://schemas.microsoft.com/office/drawing/2016/5/10/chartex" xmlns:cx5="http://schemas.microsoft.com/office/drawing/2016/5/11/chartex" xmlns:cx6="http://schemas.microsoft.com/office/drawing/2016/5/12/chartex" xmlns:cx7="http://schemas.microsoft.com/office/drawing/2016/5/13/chartex" xmlns:cx8="http://schemas.microsoft.com/office/drawing/2016/5/14/chartex" xmlns:mc="http://schemas.openxmlformats.org/markup-compatibility/2006" xmlns:aink="http://schemas.microsoft.com/office/drawing/2016/ink" xmlns:am3d="http://schemas.microsoft.com/office/drawing/2017/model3d" xmlns:o="urn:schemas-microsoft-com:office:office" xmlns:oel="http://schemas.microsoft.com/office/2019/extlst" xmlns:r="http://schemas.openxmlformats.org/officeDocument/2006/relationships" xmlns:m="http://schemas.openxmlformats.org/officeDocument/2006/math" xmlns:v="urn:schemas-microsoft-com:vml" xmlns:wp14="http://schemas.microsoft.com/office/word/2010/wordprocessingDrawing" xmlns:wp="http://schemas.openxmlformats.org/drawingml/2006/wordprocessingDrawing" xmlns:w10="urn:schemas-microsoft-com:office:word" xmlns:w="http://schemas.openxmlformats.org/wordprocessingml/2006/main" xmlns:w14="http://schemas.microsoft.com/office/word/2010/wordml" xmlns:w15="http://schemas.microsoft.com/office/word/2012/wordml" xmlns:w16cex="http://schemas.microsoft.com/office/word/2018/wordml/cex" xmlns:w16cid="http://schemas.microsoft.com/office/word/2016/wordml/cid" xmlns:w16="http://schemas.microsoft.com/office/word/2018/wordml" xmlns:w16sdtdh="http://schemas.microsoft.com/office/word/2020/wordml/sdtdatahash" xmlns:w16se="http://schemas.microsoft.com/office/word/2015/wordml/symex" xmlns:wpg="http://schemas.microsoft.com/office/word/2010/wordprocessingGroup" xmlns:wpi="http://schemas.microsoft.com/office/word/2010/wordprocessingInk" xmlns:wne="http://schemas.microsoft.com/office/word/2006/wordml" xmlns:wps="http://schemas.microsoft.com/office/word/2010/wordprocessingShape" mc:Ignorable="w14 w15 w16se w16cid w16 w16cex w16sdtdh wp14">
+<w:endnotes xmlns:wpc="http://schemas.microsoft.com/office/word/2010/wordprocessingCanvas" xmlns:cx="http://schemas.microsoft.com/office/drawing/2014/chartex" xmlns:cx1="http://schemas.microsoft.com/office/drawing/2015/9/8/chartex" xmlns:cx2="http://schemas.microsoft.com/office/drawing/2015/10/21/chartex" xmlns:cx3="http://schemas.microsoft.com/office/drawing/2016/5/9/chartex" xmlns:cx4="http://schemas.microsoft.com/office/drawing/2016/5/10/chartex" xmlns:cx5="http://schemas.microsoft.com/office/drawing/2016/5/11/chartex" xmlns:cx6="http://schemas.microsoft.com/office/drawing/2016/5/12/chartex" xmlns:cx7="http://schemas.microsoft.com/office/drawing/2016/5/13/chartex" xmlns:cx8="http://schemas.microsoft.com/office/drawing/2016/5/14/chartex" xmlns:mc="http://schemas.openxmlformats.org/markup-compatibility/2006" xmlns:aink="http://schemas.microsoft.com/office/drawing/2016/ink" xmlns:am3d="http://schemas.microsoft.com/office/drawing/2017/model3d" xmlns:o="urn:schemas-microsoft-com:office:office" xmlns:oel="http://schemas.microsoft.com/office/2019/extlst" xmlns:r="http://schemas.openxmlformats.org/officeDocument/2006/relationships" xmlns:m="http://schemas.openxmlformats.org/officeDocument/2006/math" xmlns:v="urn:schemas-microsoft-com:vml" xmlns:wp14="http://schemas.microsoft.com/office/word/2010/wordprocessingDrawing" xmlns:wp="http://schemas.openxmlformats.org/drawingml/2006/wordprocessingDrawing" xmlns:w10="urn:schemas-microsoft-com:office:word" xmlns:w="http://schemas.openxmlformats.org/wordprocessingml/2006/main" xmlns:w14="http://schemas.microsoft.com/office/word/2010/wordml" xmlns:w15="http://schemas.microsoft.com/office/word/2012/wordml" xmlns:w16cex="http://schemas.microsoft.com/office/word/2018/wordml/cex" xmlns:w16cid="http://schemas.microsoft.com/office/word/2016/wordml/cid" xmlns:w16="http://schemas.microsoft.com/office/word/2018/wordml" xmlns:w16du="http://schemas.microsoft.com/office/word/2023/wordml/word16du" xmlns:w16sdtdh="http://schemas.microsoft.com/office/word/2020/wordml/sdtdatahash" xmlns:w16sdtfl="http://schemas.microsoft.com/office/word/2024/wordml/sdtformatlock" xmlns:w16se="http://schemas.microsoft.com/office/word/2015/wordml/symex" xmlns:wpg="http://schemas.microsoft.com/office/word/2010/wordprocessingGroup" xmlns:wpi="http://schemas.microsoft.com/office/word/2010/wordprocessingInk" xmlns:wne="http://schemas.microsoft.com/office/word/2006/wordml" xmlns:wps="http://schemas.microsoft.com/office/word/2010/wordprocessingShape" mc:Ignorable="w14 w15 w16se w16cid w16 w16cex w16sdtdh w16sdtfl w16du wp14">
   <w:endnote w:type="separator" w:id="-1">
     <w:p>
       <w:r>
@@ -708,7 +718,7 @@
 </file>
 
 <file path=word/footer1.xml><?xml version="1.0" encoding="utf-8"?>
-<w:ftr xmlns:wpc="http://schemas.microsoft.com/office/word/2010/wordprocessingCanvas" xmlns:cx="http://schemas.microsoft.com/office/drawing/2014/chartex" xmlns:cx1="http://schemas.microsoft.com/office/drawing/2015/9/8/chartex" xmlns:cx2="http://schemas.microsoft.com/office/drawing/2015/10/21/chartex" xmlns:cx3="http://schemas.microsoft.com/office/drawing/2016/5/9/chartex" xmlns:cx4="http://schemas.microsoft.com/office/drawing/2016/5/10/chartex" xmlns:cx5="http://schemas.microsoft.com/office/drawing/2016/5/11/chartex" xmlns:cx6="http://schemas.microsoft.com/office/drawing/2016/5/12/chartex" xmlns:cx7="http://schemas.microsoft.com/office/drawing/2016/5/13/chartex" xmlns:cx8="http://schemas.microsoft.com/office/drawing/2016/5/14/chartex" xmlns:mc="http://schemas.openxmlformats.org/markup-compatibility/2006" xmlns:aink="http://schemas.microsoft.com/office/drawing/2016/ink" xmlns:am3d="http://schemas.microsoft.com/office/drawing/2017/model3d" xmlns:o="urn:schemas-microsoft-com:office:office" xmlns:oel="http://schemas.microsoft.com/office/2019/extlst" xmlns:r="http://schemas.openxmlformats.org/officeDocument/2006/relationships" xmlns:m="http://schemas.openxmlformats.org/officeDocument/2006/math" xmlns:v="urn:schemas-microsoft-com:vml" xmlns:wp14="http://schemas.microsoft.com/office/word/2010/wordprocessingDrawing" xmlns:wp="http://schemas.openxmlformats.org/drawingml/2006/wordprocessingDrawing" xmlns:w10="urn:schemas-microsoft-com:office:word" xmlns:w="http://schemas.openxmlformats.org/wordprocessingml/2006/main" xmlns:w14="http://schemas.microsoft.com/office/word/2010/wordml" xmlns:w15="http://schemas.microsoft.com/office/word/2012/wordml" xmlns:w16cex="http://schemas.microsoft.com/office/word/2018/wordml/cex" xmlns:w16cid="http://schemas.microsoft.com/office/word/2016/wordml/cid" xmlns:w16="http://schemas.microsoft.com/office/word/2018/wordml" xmlns:w16sdtdh="http://schemas.microsoft.com/office/word/2020/wordml/sdtdatahash" xmlns:w16se="http://schemas.microsoft.com/office/word/2015/wordml/symex" xmlns:wpg="http://schemas.microsoft.com/office/word/2010/wordprocessingGroup" xmlns:wpi="http://schemas.microsoft.com/office/word/2010/wordprocessingInk" xmlns:wne="http://schemas.microsoft.com/office/word/2006/wordml" xmlns:wps="http://schemas.microsoft.com/office/word/2010/wordprocessingShape" mc:Ignorable="w14 w15 w16se w16cid w16 w16cex w16sdtdh wp14">
+<w:ftr xmlns:wpc="http://schemas.microsoft.com/office/word/2010/wordprocessingCanvas" xmlns:cx="http://schemas.microsoft.com/office/drawing/2014/chartex" xmlns:cx1="http://schemas.microsoft.com/office/drawing/2015/9/8/chartex" xmlns:cx2="http://schemas.microsoft.com/office/drawing/2015/10/21/chartex" xmlns:cx3="http://schemas.microsoft.com/office/drawing/2016/5/9/chartex" xmlns:cx4="http://schemas.microsoft.com/office/drawing/2016/5/10/chartex" xmlns:cx5="http://schemas.microsoft.com/office/drawing/2016/5/11/chartex" xmlns:cx6="http://schemas.microsoft.com/office/drawing/2016/5/12/chartex" xmlns:cx7="http://schemas.microsoft.com/office/drawing/2016/5/13/chartex" xmlns:cx8="http://schemas.microsoft.com/office/drawing/2016/5/14/chartex" xmlns:mc="http://schemas.openxmlformats.org/markup-compatibility/2006" xmlns:aink="http://schemas.microsoft.com/office/drawing/2016/ink" xmlns:am3d="http://schemas.microsoft.com/office/drawing/2017/model3d" xmlns:o="urn:schemas-microsoft-com:office:office" xmlns:oel="http://schemas.microsoft.com/office/2019/extlst" xmlns:r="http://schemas.openxmlformats.org/officeDocument/2006/relationships" xmlns:m="http://schemas.openxmlformats.org/officeDocument/2006/math" xmlns:v="urn:schemas-microsoft-com:vml" xmlns:wp14="http://schemas.microsoft.com/office/word/2010/wordprocessingDrawing" xmlns:wp="http://schemas.openxmlformats.org/drawingml/2006/wordprocessingDrawing" xmlns:w10="urn:schemas-microsoft-com:office:word" xmlns:w="http://schemas.openxmlformats.org/wordprocessingml/2006/main" xmlns:w14="http://schemas.microsoft.com/office/word/2010/wordml" xmlns:w15="http://schemas.microsoft.com/office/word/2012/wordml" xmlns:w16cex="http://schemas.microsoft.com/office/word/2018/wordml/cex" xmlns:w16cid="http://schemas.microsoft.com/office/word/2016/wordml/cid" xmlns:w16="http://schemas.microsoft.com/office/word/2018/wordml" xmlns:w16du="http://schemas.microsoft.com/office/word/2023/wordml/word16du" xmlns:w16sdtdh="http://schemas.microsoft.com/office/word/2020/wordml/sdtdatahash" xmlns:w16sdtfl="http://schemas.microsoft.com/office/word/2024/wordml/sdtformatlock" xmlns:w16se="http://schemas.microsoft.com/office/word/2015/wordml/symex" xmlns:wpg="http://schemas.microsoft.com/office/word/2010/wordprocessingGroup" xmlns:wpi="http://schemas.microsoft.com/office/word/2010/wordprocessingInk" xmlns:wne="http://schemas.microsoft.com/office/word/2006/wordml" xmlns:wps="http://schemas.microsoft.com/office/word/2010/wordprocessingShape" mc:Ignorable="w14 w15 w16se w16cid w16 w16cex w16sdtdh w16sdtfl w16du wp14">
   <w:p>
     <w:pPr>
       <w:pStyle w:val="Footer"/>
@@ -718,7 +728,7 @@
 </file>
 
 <file path=word/footer2.xml><?xml version="1.0" encoding="utf-8"?>
-<w:ftr xmlns:wpc="http://schemas.microsoft.com/office/word/2010/wordprocessingCanvas" xmlns:cx="http://schemas.microsoft.com/office/drawing/2014/chartex" xmlns:cx1="http://schemas.microsoft.com/office/drawing/2015/9/8/chartex" xmlns:cx2="http://schemas.microsoft.com/office/drawing/2015/10/21/chartex" xmlns:cx3="http://schemas.microsoft.com/office/drawing/2016/5/9/chartex" xmlns:cx4="http://schemas.microsoft.com/office/drawing/2016/5/10/chartex" xmlns:cx5="http://schemas.microsoft.com/office/drawing/2016/5/11/chartex" xmlns:cx6="http://schemas.microsoft.com/office/drawing/2016/5/12/chartex" xmlns:cx7="http://schemas.microsoft.com/office/drawing/2016/5/13/chartex" xmlns:cx8="http://schemas.microsoft.com/office/drawing/2016/5/14/chartex" xmlns:mc="http://schemas.openxmlformats.org/markup-compatibility/2006" xmlns:aink="http://schemas.microsoft.com/office/drawing/2016/ink" xmlns:am3d="http://schemas.microsoft.com/office/drawing/2017/model3d" xmlns:o="urn:schemas-microsoft-com:office:office" xmlns:oel="http://schemas.microsoft.com/office/2019/extlst" xmlns:r="http://schemas.openxmlformats.org/officeDocument/2006/relationships" xmlns:m="http://schemas.openxmlformats.org/officeDocument/2006/math" xmlns:v="urn:schemas-microsoft-com:vml" xmlns:wp14="http://schemas.microsoft.com/office/word/2010/wordprocessingDrawing" xmlns:wp="http://schemas.openxmlformats.org/drawingml/2006/wordprocessingDrawing" xmlns:w10="urn:schemas-microsoft-com:office:word" xmlns:w="http://schemas.openxmlformats.org/wordprocessingml/2006/main" xmlns:w14="http://schemas.microsoft.com/office/word/2010/wordml" xmlns:w15="http://schemas.microsoft.com/office/word/2012/wordml" xmlns:w16cex="http://schemas.microsoft.com/office/word/2018/wordml/cex" xmlns:w16cid="http://schemas.microsoft.com/office/word/2016/wordml/cid" xmlns:w16="http://schemas.microsoft.com/office/word/2018/wordml" xmlns:w16sdtdh="http://schemas.microsoft.com/office/word/2020/wordml/sdtdatahash" xmlns:w16se="http://schemas.microsoft.com/office/word/2015/wordml/symex" xmlns:wpg="http://schemas.microsoft.com/office/word/2010/wordprocessingGroup" xmlns:wpi="http://schemas.microsoft.com/office/word/2010/wordprocessingInk" xmlns:wne="http://schemas.microsoft.com/office/word/2006/wordml" xmlns:wps="http://schemas.microsoft.com/office/word/2010/wordprocessingShape" mc:Ignorable="w14 w15 w16se w16cid w16 w16cex w16sdtdh wp14">
+<w:ftr xmlns:wpc="http://schemas.microsoft.com/office/word/2010/wordprocessingCanvas" xmlns:cx="http://schemas.microsoft.com/office/drawing/2014/chartex" xmlns:cx1="http://schemas.microsoft.com/office/drawing/2015/9/8/chartex" xmlns:cx2="http://schemas.microsoft.com/office/drawing/2015/10/21/chartex" xmlns:cx3="http://schemas.microsoft.com/office/drawing/2016/5/9/chartex" xmlns:cx4="http://schemas.microsoft.com/office/drawing/2016/5/10/chartex" xmlns:cx5="http://schemas.microsoft.com/office/drawing/2016/5/11/chartex" xmlns:cx6="http://schemas.microsoft.com/office/drawing/2016/5/12/chartex" xmlns:cx7="http://schemas.microsoft.com/office/drawing/2016/5/13/chartex" xmlns:cx8="http://schemas.microsoft.com/office/drawing/2016/5/14/chartex" xmlns:mc="http://schemas.openxmlformats.org/markup-compatibility/2006" xmlns:aink="http://schemas.microsoft.com/office/drawing/2016/ink" xmlns:am3d="http://schemas.microsoft.com/office/drawing/2017/model3d" xmlns:o="urn:schemas-microsoft-com:office:office" xmlns:oel="http://schemas.microsoft.com/office/2019/extlst" xmlns:r="http://schemas.openxmlformats.org/officeDocument/2006/relationships" xmlns:m="http://schemas.openxmlformats.org/officeDocument/2006/math" xmlns:v="urn:schemas-microsoft-com:vml" xmlns:wp14="http://schemas.microsoft.com/office/word/2010/wordprocessingDrawing" xmlns:wp="http://schemas.openxmlformats.org/drawingml/2006/wordprocessingDrawing" xmlns:w10="urn:schemas-microsoft-com:office:word" xmlns:w="http://schemas.openxmlformats.org/wordprocessingml/2006/main" xmlns:w14="http://schemas.microsoft.com/office/word/2010/wordml" xmlns:w15="http://schemas.microsoft.com/office/word/2012/wordml" xmlns:w16cex="http://schemas.microsoft.com/office/word/2018/wordml/cex" xmlns:w16cid="http://schemas.microsoft.com/office/word/2016/wordml/cid" xmlns:w16="http://schemas.microsoft.com/office/word/2018/wordml" xmlns:w16du="http://schemas.microsoft.com/office/word/2023/wordml/word16du" xmlns:w16sdtdh="http://schemas.microsoft.com/office/word/2020/wordml/sdtdatahash" xmlns:w16sdtfl="http://schemas.microsoft.com/office/word/2024/wordml/sdtformatlock" xmlns:w16se="http://schemas.microsoft.com/office/word/2015/wordml/symex" xmlns:wpg="http://schemas.microsoft.com/office/word/2010/wordprocessingGroup" xmlns:wpi="http://schemas.microsoft.com/office/word/2010/wordprocessingInk" xmlns:wne="http://schemas.microsoft.com/office/word/2006/wordml" xmlns:wps="http://schemas.microsoft.com/office/word/2010/wordprocessingShape" mc:Ignorable="w14 w15 w16se w16cid w16 w16cex w16sdtdh w16sdtfl w16du wp14">
   <w:p>
     <w:pPr>
       <w:pStyle w:val="Footer"/>
@@ -755,7 +765,7 @@
 </file>
 
 <file path=word/footer3.xml><?xml version="1.0" encoding="utf-8"?>
-<w:ftr xmlns:wpc="http://schemas.microsoft.com/office/word/2010/wordprocessingCanvas" xmlns:cx="http://schemas.microsoft.com/office/drawing/2014/chartex" xmlns:cx1="http://schemas.microsoft.com/office/drawing/2015/9/8/chartex" xmlns:cx2="http://schemas.microsoft.com/office/drawing/2015/10/21/chartex" xmlns:cx3="http://schemas.microsoft.com/office/drawing/2016/5/9/chartex" xmlns:cx4="http://schemas.microsoft.com/office/drawing/2016/5/10/chartex" xmlns:cx5="http://schemas.microsoft.com/office/drawing/2016/5/11/chartex" xmlns:cx6="http://schemas.microsoft.com/office/drawing/2016/5/12/chartex" xmlns:cx7="http://schemas.microsoft.com/office/drawing/2016/5/13/chartex" xmlns:cx8="http://schemas.microsoft.com/office/drawing/2016/5/14/chartex" xmlns:mc="http://schemas.openxmlformats.org/markup-compatibility/2006" xmlns:aink="http://schemas.microsoft.com/office/drawing/2016/ink" xmlns:am3d="http://schemas.microsoft.com/office/drawing/2017/model3d" xmlns:o="urn:schemas-microsoft-com:office:office" xmlns:oel="http://schemas.microsoft.com/office/2019/extlst" xmlns:r="http://schemas.openxmlformats.org/officeDocument/2006/relationships" xmlns:m="http://schemas.openxmlformats.org/officeDocument/2006/math" xmlns:v="urn:schemas-microsoft-com:vml" xmlns:wp14="http://schemas.microsoft.com/office/word/2010/wordprocessingDrawing" xmlns:wp="http://schemas.openxmlformats.org/drawingml/2006/wordprocessingDrawing" xmlns:w10="urn:schemas-microsoft-com:office:word" xmlns:w="http://schemas.openxmlformats.org/wordprocessingml/2006/main" xmlns:w14="http://schemas.microsoft.com/office/word/2010/wordml" xmlns:w15="http://schemas.microsoft.com/office/word/2012/wordml" xmlns:w16cex="http://schemas.microsoft.com/office/word/2018/wordml/cex" xmlns:w16cid="http://schemas.microsoft.com/office/word/2016/wordml/cid" xmlns:w16="http://schemas.microsoft.com/office/word/2018/wordml" xmlns:w16sdtdh="http://schemas.microsoft.com/office/word/2020/wordml/sdtdatahash" xmlns:w16se="http://schemas.microsoft.com/office/word/2015/wordml/symex" xmlns:wpg="http://schemas.microsoft.com/office/word/2010/wordprocessingGroup" xmlns:wpi="http://schemas.microsoft.com/office/word/2010/wordprocessingInk" xmlns:wne="http://schemas.microsoft.com/office/word/2006/wordml" xmlns:wps="http://schemas.microsoft.com/office/word/2010/wordprocessingShape" mc:Ignorable="w14 w15 w16se w16cid w16 w16cex w16sdtdh wp14">
+<w:ftr xmlns:wpc="http://schemas.microsoft.com/office/word/2010/wordprocessingCanvas" xmlns:cx="http://schemas.microsoft.com/office/drawing/2014/chartex" xmlns:cx1="http://schemas.microsoft.com/office/drawing/2015/9/8/chartex" xmlns:cx2="http://schemas.microsoft.com/office/drawing/2015/10/21/chartex" xmlns:cx3="http://schemas.microsoft.com/office/drawing/2016/5/9/chartex" xmlns:cx4="http://schemas.microsoft.com/office/drawing/2016/5/10/chartex" xmlns:cx5="http://schemas.microsoft.com/office/drawing/2016/5/11/chartex" xmlns:cx6="http://schemas.microsoft.com/office/drawing/2016/5/12/chartex" xmlns:cx7="http://schemas.microsoft.com/office/drawing/2016/5/13/chartex" xmlns:cx8="http://schemas.microsoft.com/office/drawing/2016/5/14/chartex" xmlns:mc="http://schemas.openxmlformats.org/markup-compatibility/2006" xmlns:aink="http://schemas.microsoft.com/office/drawing/2016/ink" xmlns:am3d="http://schemas.microsoft.com/office/drawing/2017/model3d" xmlns:o="urn:schemas-microsoft-com:office:office" xmlns:oel="http://schemas.microsoft.com/office/2019/extlst" xmlns:r="http://schemas.openxmlformats.org/officeDocument/2006/relationships" xmlns:m="http://schemas.openxmlformats.org/officeDocument/2006/math" xmlns:v="urn:schemas-microsoft-com:vml" xmlns:wp14="http://schemas.microsoft.com/office/word/2010/wordprocessingDrawing" xmlns:wp="http://schemas.openxmlformats.org/drawingml/2006/wordprocessingDrawing" xmlns:w10="urn:schemas-microsoft-com:office:word" xmlns:w="http://schemas.openxmlformats.org/wordprocessingml/2006/main" xmlns:w14="http://schemas.microsoft.com/office/word/2010/wordml" xmlns:w15="http://schemas.microsoft.com/office/word/2012/wordml" xmlns:w16cex="http://schemas.microsoft.com/office/word/2018/wordml/cex" xmlns:w16cid="http://schemas.microsoft.com/office/word/2016/wordml/cid" xmlns:w16="http://schemas.microsoft.com/office/word/2018/wordml" xmlns:w16du="http://schemas.microsoft.com/office/word/2023/wordml/word16du" xmlns:w16sdtdh="http://schemas.microsoft.com/office/word/2020/wordml/sdtdatahash" xmlns:w16sdtfl="http://schemas.microsoft.com/office/word/2024/wordml/sdtformatlock" xmlns:w16se="http://schemas.microsoft.com/office/word/2015/wordml/symex" xmlns:wpg="http://schemas.microsoft.com/office/word/2010/wordprocessingGroup" xmlns:wpi="http://schemas.microsoft.com/office/word/2010/wordprocessingInk" xmlns:wne="http://schemas.microsoft.com/office/word/2006/wordml" xmlns:wps="http://schemas.microsoft.com/office/word/2010/wordprocessingShape" mc:Ignorable="w14 w15 w16se w16cid w16 w16cex w16sdtdh w16sdtfl w16du wp14">
   <w:p>
     <w:pPr>
       <w:pStyle w:val="Footer"/>
@@ -765,7 +775,7 @@
 </file>
 
 <file path=word/footnotes.xml><?xml version="1.0" encoding="utf-8"?>
-<w:footnotes xmlns:wpc="http://schemas.microsoft.com/office/word/2010/wordprocessingCanvas" xmlns:cx="http://schemas.microsoft.com/office/drawing/2014/chartex" xmlns:cx1="http://schemas.microsoft.com/office/drawing/2015/9/8/chartex" xmlns:cx2="http://schemas.microsoft.com/office/drawing/2015/10/21/chartex" xmlns:cx3="http://schemas.microsoft.com/office/drawing/2016/5/9/chartex" xmlns:cx4="http://schemas.microsoft.com/office/drawing/2016/5/10/chartex" xmlns:cx5="http://schemas.microsoft.com/office/drawing/2016/5/11/chartex" xmlns:cx6="http://schemas.microsoft.com/office/drawing/2016/5/12/chartex" xmlns:cx7="http://schemas.microsoft.com/office/drawing/2016/5/13/chartex" xmlns:cx8="http://schemas.microsoft.com/office/drawing/2016/5/14/chartex" xmlns:mc="http://schemas.openxmlformats.org/markup-compatibility/2006" xmlns:aink="http://schemas.microsoft.com/office/drawing/2016/ink" xmlns:am3d="http://schemas.microsoft.com/office/drawing/2017/model3d" xmlns:o="urn:schemas-microsoft-com:office:office" xmlns:oel="http://schemas.microsoft.com/office/2019/extlst" xmlns:r="http://schemas.openxmlformats.org/officeDocument/2006/relationships" xmlns:m="http://schemas.openxmlformats.org/officeDocument/2006/math" xmlns:v="urn:schemas-microsoft-com:vml" xmlns:wp14="http://schemas.microsoft.com/office/word/2010/wordprocessingDrawing" xmlns:wp="http://schemas.openxmlformats.org/drawingml/2006/wordprocessingDrawing" xmlns:w10="urn:schemas-microsoft-com:office:word" xmlns:w="http://schemas.openxmlformats.org/wordprocessingml/2006/main" xmlns:w14="http://schemas.microsoft.com/office/word/2010/wordml" xmlns:w15="http://schemas.microsoft.com/office/word/2012/wordml" xmlns:w16cex="http://schemas.microsoft.com/office/word/2018/wordml/cex" xmlns:w16cid="http://schemas.microsoft.com/office/word/2016/wordml/cid" xmlns:w16="http://schemas.microsoft.com/office/word/2018/wordml" xmlns:w16sdtdh="http://schemas.microsoft.com/office/word/2020/wordml/sdtdatahash" xmlns:w16se="http://schemas.microsoft.com/office/word/2015/wordml/symex" xmlns:wpg="http://schemas.microsoft.com/office/word/2010/wordprocessingGroup" xmlns:wpi="http://schemas.microsoft.com/office/word/2010/wordprocessingInk" xmlns:wne="http://schemas.microsoft.com/office/word/2006/wordml" xmlns:wps="http://schemas.microsoft.com/office/word/2010/wordprocessingShape" mc:Ignorable="w14 w15 w16se w16cid w16 w16cex w16sdtdh wp14">
+<w:footnotes xmlns:wpc="http://schemas.microsoft.com/office/word/2010/wordprocessingCanvas" xmlns:cx="http://schemas.microsoft.com/office/drawing/2014/chartex" xmlns:cx1="http://schemas.microsoft.com/office/drawing/2015/9/8/chartex" xmlns:cx2="http://schemas.microsoft.com/office/drawing/2015/10/21/chartex" xmlns:cx3="http://schemas.microsoft.com/office/drawing/2016/5/9/chartex" xmlns:cx4="http://schemas.microsoft.com/office/drawing/2016/5/10/chartex" xmlns:cx5="http://schemas.microsoft.com/office/drawing/2016/5/11/chartex" xmlns:cx6="http://schemas.microsoft.com/office/drawing/2016/5/12/chartex" xmlns:cx7="http://schemas.microsoft.com/office/drawing/2016/5/13/chartex" xmlns:cx8="http://schemas.microsoft.com/office/drawing/2016/5/14/chartex" xmlns:mc="http://schemas.openxmlformats.org/markup-compatibility/2006" xmlns:aink="http://schemas.microsoft.com/office/drawing/2016/ink" xmlns:am3d="http://schemas.microsoft.com/office/drawing/2017/model3d" xmlns:o="urn:schemas-microsoft-com:office:office" xmlns:oel="http://schemas.microsoft.com/office/2019/extlst" xmlns:r="http://schemas.openxmlformats.org/officeDocument/2006/relationships" xmlns:m="http://schemas.openxmlformats.org/officeDocument/2006/math" xmlns:v="urn:schemas-microsoft-com:vml" xmlns:wp14="http://schemas.microsoft.com/office/word/2010/wordprocessingDrawing" xmlns:wp="http://schemas.openxmlformats.org/drawingml/2006/wordprocessingDrawing" xmlns:w10="urn:schemas-microsoft-com:office:word" xmlns:w="http://schemas.openxmlformats.org/wordprocessingml/2006/main" xmlns:w14="http://schemas.microsoft.com/office/word/2010/wordml" xmlns:w15="http://schemas.microsoft.com/office/word/2012/wordml" xmlns:w16cex="http://schemas.microsoft.com/office/word/2018/wordml/cex" xmlns:w16cid="http://schemas.microsoft.com/office/word/2016/wordml/cid" xmlns:w16="http://schemas.microsoft.com/office/word/2018/wordml" xmlns:w16du="http://schemas.microsoft.com/office/word/2023/wordml/word16du" xmlns:w16sdtdh="http://schemas.microsoft.com/office/word/2020/wordml/sdtdatahash" xmlns:w16sdtfl="http://schemas.microsoft.com/office/word/2024/wordml/sdtformatlock" xmlns:w16se="http://schemas.microsoft.com/office/word/2015/wordml/symex" xmlns:wpg="http://schemas.microsoft.com/office/word/2010/wordprocessingGroup" xmlns:wpi="http://schemas.microsoft.com/office/word/2010/wordprocessingInk" xmlns:wne="http://schemas.microsoft.com/office/word/2006/wordml" xmlns:wps="http://schemas.microsoft.com/office/word/2010/wordprocessingShape" mc:Ignorable="w14 w15 w16se w16cid w16 w16cex w16sdtdh w16sdtfl w16du wp14">
   <w:footnote w:type="separator" w:id="-1">
     <w:p>
       <w:r>
@@ -784,7 +794,7 @@
 </file>
 
 <file path=word/header1.xml><?xml version="1.0" encoding="utf-8"?>
-<w:hdr xmlns:wpc="http://schemas.microsoft.com/office/word/2010/wordprocessingCanvas" xmlns:cx="http://schemas.microsoft.com/office/drawing/2014/chartex" xmlns:cx1="http://schemas.microsoft.com/office/drawing/2015/9/8/chartex" xmlns:cx2="http://schemas.microsoft.com/office/drawing/2015/10/21/chartex" xmlns:cx3="http://schemas.microsoft.com/office/drawing/2016/5/9/chartex" xmlns:cx4="http://schemas.microsoft.com/office/drawing/2016/5/10/chartex" xmlns:cx5="http://schemas.microsoft.com/office/drawing/2016/5/11/chartex" xmlns:cx6="http://schemas.microsoft.com/office/drawing/2016/5/12/chartex" xmlns:cx7="http://schemas.microsoft.com/office/drawing/2016/5/13/chartex" xmlns:cx8="http://schemas.microsoft.com/office/drawing/2016/5/14/chartex" xmlns:mc="http://schemas.openxmlformats.org/markup-compatibility/2006" xmlns:aink="http://schemas.microsoft.com/office/drawing/2016/ink" xmlns:am3d="http://schemas.microsoft.com/office/drawing/2017/model3d" xmlns:o="urn:schemas-microsoft-com:office:office" xmlns:oel="http://schemas.microsoft.com/office/2019/extlst" xmlns:r="http://schemas.openxmlformats.org/officeDocument/2006/relationships" xmlns:m="http://schemas.openxmlformats.org/officeDocument/2006/math" xmlns:v="urn:schemas-microsoft-com:vml" xmlns:wp14="http://schemas.microsoft.com/office/word/2010/wordprocessingDrawing" xmlns:wp="http://schemas.openxmlformats.org/drawingml/2006/wordprocessingDrawing" xmlns:w10="urn:schemas-microsoft-com:office:word" xmlns:w="http://schemas.openxmlformats.org/wordprocessingml/2006/main" xmlns:w14="http://schemas.microsoft.com/office/word/2010/wordml" xmlns:w15="http://schemas.microsoft.com/office/word/2012/wordml" xmlns:w16cex="http://schemas.microsoft.com/office/word/2018/wordml/cex" xmlns:w16cid="http://schemas.microsoft.com/office/word/2016/wordml/cid" xmlns:w16="http://schemas.microsoft.com/office/word/2018/wordml" xmlns:w16sdtdh="http://schemas.microsoft.com/office/word/2020/wordml/sdtdatahash" xmlns:w16se="http://schemas.microsoft.com/office/word/2015/wordml/symex" xmlns:wpg="http://schemas.microsoft.com/office/word/2010/wordprocessingGroup" xmlns:wpi="http://schemas.microsoft.com/office/word/2010/wordprocessingInk" xmlns:wne="http://schemas.microsoft.com/office/word/2006/wordml" xmlns:wps="http://schemas.microsoft.com/office/word/2010/wordprocessingShape" mc:Ignorable="w14 w15 w16se w16cid w16 w16cex w16sdtdh wp14">
+<w:hdr xmlns:wpc="http://schemas.microsoft.com/office/word/2010/wordprocessingCanvas" xmlns:cx="http://schemas.microsoft.com/office/drawing/2014/chartex" xmlns:cx1="http://schemas.microsoft.com/office/drawing/2015/9/8/chartex" xmlns:cx2="http://schemas.microsoft.com/office/drawing/2015/10/21/chartex" xmlns:cx3="http://schemas.microsoft.com/office/drawing/2016/5/9/chartex" xmlns:cx4="http://schemas.microsoft.com/office/drawing/2016/5/10/chartex" xmlns:cx5="http://schemas.microsoft.com/office/drawing/2016/5/11/chartex" xmlns:cx6="http://schemas.microsoft.com/office/drawing/2016/5/12/chartex" xmlns:cx7="http://schemas.microsoft.com/office/drawing/2016/5/13/chartex" xmlns:cx8="http://schemas.microsoft.com/office/drawing/2016/5/14/chartex" xmlns:mc="http://schemas.openxmlformats.org/markup-compatibility/2006" xmlns:aink="http://schemas.microsoft.com/office/drawing/2016/ink" xmlns:am3d="http://schemas.microsoft.com/office/drawing/2017/model3d" xmlns:o="urn:schemas-microsoft-com:office:office" xmlns:oel="http://schemas.microsoft.com/office/2019/extlst" xmlns:r="http://schemas.openxmlformats.org/officeDocument/2006/relationships" xmlns:m="http://schemas.openxmlformats.org/officeDocument/2006/math" xmlns:v="urn:schemas-microsoft-com:vml" xmlns:wp14="http://schemas.microsoft.com/office/word/2010/wordprocessingDrawing" xmlns:wp="http://schemas.openxmlformats.org/drawingml/2006/wordprocessingDrawing" xmlns:w10="urn:schemas-microsoft-com:office:word" xmlns:w="http://schemas.openxmlformats.org/wordprocessingml/2006/main" xmlns:w14="http://schemas.microsoft.com/office/word/2010/wordml" xmlns:w15="http://schemas.microsoft.com/office/word/2012/wordml" xmlns:w16cex="http://schemas.microsoft.com/office/word/2018/wordml/cex" xmlns:w16cid="http://schemas.microsoft.com/office/word/2016/wordml/cid" xmlns:w16="http://schemas.microsoft.com/office/word/2018/wordml" xmlns:w16du="http://schemas.microsoft.com/office/word/2023/wordml/word16du" xmlns:w16sdtdh="http://schemas.microsoft.com/office/word/2020/wordml/sdtdatahash" xmlns:w16sdtfl="http://schemas.microsoft.com/office/word/2024/wordml/sdtformatlock" xmlns:w16se="http://schemas.microsoft.com/office/word/2015/wordml/symex" xmlns:wpg="http://schemas.microsoft.com/office/word/2010/wordprocessingGroup" xmlns:wpi="http://schemas.microsoft.com/office/word/2010/wordprocessingInk" xmlns:wne="http://schemas.microsoft.com/office/word/2006/wordml" xmlns:wps="http://schemas.microsoft.com/office/word/2010/wordprocessingShape" mc:Ignorable="w14 w15 w16se w16cid w16 w16cex w16sdtdh w16sdtfl w16du wp14">
   <w:p>
     <w:pPr>
       <w:pStyle w:val="Header"/>
@@ -794,7 +804,7 @@
 </file>
 
 <file path=word/header2.xml><?xml version="1.0" encoding="utf-8"?>
-<w:hdr xmlns:wpc="http://schemas.microsoft.com/office/word/2010/wordprocessingCanvas" xmlns:cx="http://schemas.microsoft.com/office/drawing/2014/chartex" xmlns:cx1="http://schemas.microsoft.com/office/drawing/2015/9/8/chartex" xmlns:cx2="http://schemas.microsoft.com/office/drawing/2015/10/21/chartex" xmlns:cx3="http://schemas.microsoft.com/office/drawing/2016/5/9/chartex" xmlns:cx4="http://schemas.microsoft.com/office/drawing/2016/5/10/chartex" xmlns:cx5="http://schemas.microsoft.com/office/drawing/2016/5/11/chartex" xmlns:cx6="http://schemas.microsoft.com/office/drawing/2016/5/12/chartex" xmlns:cx7="http://schemas.microsoft.com/office/drawing/2016/5/13/chartex" xmlns:cx8="http://schemas.microsoft.com/office/drawing/2016/5/14/chartex" xmlns:mc="http://schemas.openxmlformats.org/markup-compatibility/2006" xmlns:aink="http://schemas.microsoft.com/office/drawing/2016/ink" xmlns:am3d="http://schemas.microsoft.com/office/drawing/2017/model3d" xmlns:o="urn:schemas-microsoft-com:office:office" xmlns:oel="http://schemas.microsoft.com/office/2019/extlst" xmlns:r="http://schemas.openxmlformats.org/officeDocument/2006/relationships" xmlns:m="http://schemas.openxmlformats.org/officeDocument/2006/math" xmlns:v="urn:schemas-microsoft-com:vml" xmlns:wp14="http://schemas.microsoft.com/office/word/2010/wordprocessingDrawing" xmlns:wp="http://schemas.openxmlformats.org/drawingml/2006/wordprocessingDrawing" xmlns:w10="urn:schemas-microsoft-com:office:word" xmlns:w="http://schemas.openxmlformats.org/wordprocessingml/2006/main" xmlns:w14="http://schemas.microsoft.com/office/word/2010/wordml" xmlns:w15="http://schemas.microsoft.com/office/word/2012/wordml" xmlns:w16cex="http://schemas.microsoft.com/office/word/2018/wordml/cex" xmlns:w16cid="http://schemas.microsoft.com/office/word/2016/wordml/cid" xmlns:w16="http://schemas.microsoft.com/office/word/2018/wordml" xmlns:w16sdtdh="http://schemas.microsoft.com/office/word/2020/wordml/sdtdatahash" xmlns:w16se="http://schemas.microsoft.com/office/word/2015/wordml/symex" xmlns:wpg="http://schemas.microsoft.com/office/word/2010/wordprocessingGroup" xmlns:wpi="http://schemas.microsoft.com/office/word/2010/wordprocessingInk" xmlns:wne="http://schemas.microsoft.com/office/word/2006/wordml" xmlns:wps="http://schemas.microsoft.com/office/word/2010/wordprocessingShape" mc:Ignorable="w14 w15 w16se w16cid w16 w16cex w16sdtdh wp14">
+<w:hdr xmlns:wpc="http://schemas.microsoft.com/office/word/2010/wordprocessingCanvas" xmlns:cx="http://schemas.microsoft.com/office/drawing/2014/chartex" xmlns:cx1="http://schemas.microsoft.com/office/drawing/2015/9/8/chartex" xmlns:cx2="http://schemas.microsoft.com/office/drawing/2015/10/21/chartex" xmlns:cx3="http://schemas.microsoft.com/office/drawing/2016/5/9/chartex" xmlns:cx4="http://schemas.microsoft.com/office/drawing/2016/5/10/chartex" xmlns:cx5="http://schemas.microsoft.com/office/drawing/2016/5/11/chartex" xmlns:cx6="http://schemas.microsoft.com/office/drawing/2016/5/12/chartex" xmlns:cx7="http://schemas.microsoft.com/office/drawing/2016/5/13/chartex" xmlns:cx8="http://schemas.microsoft.com/office/drawing/2016/5/14/chartex" xmlns:mc="http://schemas.openxmlformats.org/markup-compatibility/2006" xmlns:aink="http://schemas.microsoft.com/office/drawing/2016/ink" xmlns:am3d="http://schemas.microsoft.com/office/drawing/2017/model3d" xmlns:o="urn:schemas-microsoft-com:office:office" xmlns:oel="http://schemas.microsoft.com/office/2019/extlst" xmlns:r="http://schemas.openxmlformats.org/officeDocument/2006/relationships" xmlns:m="http://schemas.openxmlformats.org/officeDocument/2006/math" xmlns:v="urn:schemas-microsoft-com:vml" xmlns:wp14="http://schemas.microsoft.com/office/word/2010/wordprocessingDrawing" xmlns:wp="http://schemas.openxmlformats.org/drawingml/2006/wordprocessingDrawing" xmlns:w10="urn:schemas-microsoft-com:office:word" xmlns:w="http://schemas.openxmlformats.org/wordprocessingml/2006/main" xmlns:w14="http://schemas.microsoft.com/office/word/2010/wordml" xmlns:w15="http://schemas.microsoft.com/office/word/2012/wordml" xmlns:w16cex="http://schemas.microsoft.com/office/word/2018/wordml/cex" xmlns:w16cid="http://schemas.microsoft.com/office/word/2016/wordml/cid" xmlns:w16="http://schemas.microsoft.com/office/word/2018/wordml" xmlns:w16du="http://schemas.microsoft.com/office/word/2023/wordml/word16du" xmlns:w16sdtdh="http://schemas.microsoft.com/office/word/2020/wordml/sdtdatahash" xmlns:w16sdtfl="http://schemas.microsoft.com/office/word/2024/wordml/sdtformatlock" xmlns:w16se="http://schemas.microsoft.com/office/word/2015/wordml/symex" xmlns:wpg="http://schemas.microsoft.com/office/word/2010/wordprocessingGroup" xmlns:wpi="http://schemas.microsoft.com/office/word/2010/wordprocessingInk" xmlns:wne="http://schemas.microsoft.com/office/word/2006/wordml" xmlns:wps="http://schemas.microsoft.com/office/word/2010/wordprocessingShape" mc:Ignorable="w14 w15 w16se w16cid w16 w16cex w16sdtdh w16sdtfl w16du wp14">
   <w:p>
     <w:pPr>
       <w:pStyle w:val="Header"/>
@@ -804,7 +814,7 @@
 </file>
 
 <file path=word/header3.xml><?xml version="1.0" encoding="utf-8"?>
-<w:hdr xmlns:wpc="http://schemas.microsoft.com/office/word/2010/wordprocessingCanvas" xmlns:cx="http://schemas.microsoft.com/office/drawing/2014/chartex" xmlns:cx1="http://schemas.microsoft.com/office/drawing/2015/9/8/chartex" xmlns:cx2="http://schemas.microsoft.com/office/drawing/2015/10/21/chartex" xmlns:cx3="http://schemas.microsoft.com/office/drawing/2016/5/9/chartex" xmlns:cx4="http://schemas.microsoft.com/office/drawing/2016/5/10/chartex" xmlns:cx5="http://schemas.microsoft.com/office/drawing/2016/5/11/chartex" xmlns:cx6="http://schemas.microsoft.com/office/drawing/2016/5/12/chartex" xmlns:cx7="http://schemas.microsoft.com/office/drawing/2016/5/13/chartex" xmlns:cx8="http://schemas.microsoft.com/office/drawing/2016/5/14/chartex" xmlns:mc="http://schemas.openxmlformats.org/markup-compatibility/2006" xmlns:aink="http://schemas.microsoft.com/office/drawing/2016/ink" xmlns:am3d="http://schemas.microsoft.com/office/drawing/2017/model3d" xmlns:o="urn:schemas-microsoft-com:office:office" xmlns:oel="http://schemas.microsoft.com/office/2019/extlst" xmlns:r="http://schemas.openxmlformats.org/officeDocument/2006/relationships" xmlns:m="http://schemas.openxmlformats.org/officeDocument/2006/math" xmlns:v="urn:schemas-microsoft-com:vml" xmlns:wp14="http://schemas.microsoft.com/office/word/2010/wordprocessingDrawing" xmlns:wp="http://schemas.openxmlformats.org/drawingml/2006/wordprocessingDrawing" xmlns:w10="urn:schemas-microsoft-com:office:word" xmlns:w="http://schemas.openxmlformats.org/wordprocessingml/2006/main" xmlns:w14="http://schemas.microsoft.com/office/word/2010/wordml" xmlns:w15="http://schemas.microsoft.com/office/word/2012/wordml" xmlns:w16cex="http://schemas.microsoft.com/office/word/2018/wordml/cex" xmlns:w16cid="http://schemas.microsoft.com/office/word/2016/wordml/cid" xmlns:w16="http://schemas.microsoft.com/office/word/2018/wordml" xmlns:w16sdtdh="http://schemas.microsoft.com/office/word/2020/wordml/sdtdatahash" xmlns:w16se="http://schemas.microsoft.com/office/word/2015/wordml/symex" xmlns:wpg="http://schemas.microsoft.com/office/word/2010/wordprocessingGroup" xmlns:wpi="http://schemas.microsoft.com/office/word/2010/wordprocessingInk" xmlns:wne="http://schemas.microsoft.com/office/word/2006/wordml" xmlns:wps="http://schemas.microsoft.com/office/word/2010/wordprocessingShape" mc:Ignorable="w14 w15 w16se w16cid w16 w16cex w16sdtdh wp14">
+<w:hdr xmlns:wpc="http://schemas.microsoft.com/office/word/2010/wordprocessingCanvas" xmlns:cx="http://schemas.microsoft.com/office/drawing/2014/chartex" xmlns:cx1="http://schemas.microsoft.com/office/drawing/2015/9/8/chartex" xmlns:cx2="http://schemas.microsoft.com/office/drawing/2015/10/21/chartex" xmlns:cx3="http://schemas.microsoft.com/office/drawing/2016/5/9/chartex" xmlns:cx4="http://schemas.microsoft.com/office/drawing/2016/5/10/chartex" xmlns:cx5="http://schemas.microsoft.com/office/drawing/2016/5/11/chartex" xmlns:cx6="http://schemas.microsoft.com/office/drawing/2016/5/12/chartex" xmlns:cx7="http://schemas.microsoft.com/office/drawing/2016/5/13/chartex" xmlns:cx8="http://schemas.microsoft.com/office/drawing/2016/5/14/chartex" xmlns:mc="http://schemas.openxmlformats.org/markup-compatibility/2006" xmlns:aink="http://schemas.microsoft.com/office/drawing/2016/ink" xmlns:am3d="http://schemas.microsoft.com/office/drawing/2017/model3d" xmlns:o="urn:schemas-microsoft-com:office:office" xmlns:oel="http://schemas.microsoft.com/office/2019/extlst" xmlns:r="http://schemas.openxmlformats.org/officeDocument/2006/relationships" xmlns:m="http://schemas.openxmlformats.org/officeDocument/2006/math" xmlns:v="urn:schemas-microsoft-com:vml" xmlns:wp14="http://schemas.microsoft.com/office/word/2010/wordprocessingDrawing" xmlns:wp="http://schemas.openxmlformats.org/drawingml/2006/wordprocessingDrawing" xmlns:w10="urn:schemas-microsoft-com:office:word" xmlns:w="http://schemas.openxmlformats.org/wordprocessingml/2006/main" xmlns:w14="http://schemas.microsoft.com/office/word/2010/wordml" xmlns:w15="http://schemas.microsoft.com/office/word/2012/wordml" xmlns:w16cex="http://schemas.microsoft.com/office/word/2018/wordml/cex" xmlns:w16cid="http://schemas.microsoft.com/office/word/2016/wordml/cid" xmlns:w16="http://schemas.microsoft.com/office/word/2018/wordml" xmlns:w16du="http://schemas.microsoft.com/office/word/2023/wordml/word16du" xmlns:w16sdtdh="http://schemas.microsoft.com/office/word/2020/wordml/sdtdatahash" xmlns:w16sdtfl="http://schemas.microsoft.com/office/word/2024/wordml/sdtformatlock" xmlns:w16se="http://schemas.microsoft.com/office/word/2015/wordml/symex" xmlns:wpg="http://schemas.microsoft.com/office/word/2010/wordprocessingGroup" xmlns:wpi="http://schemas.microsoft.com/office/word/2010/wordprocessingInk" xmlns:wne="http://schemas.microsoft.com/office/word/2006/wordml" xmlns:wps="http://schemas.microsoft.com/office/word/2010/wordprocessingShape" mc:Ignorable="w14 w15 w16se w16cid w16 w16cex w16sdtdh w16sdtfl w16du wp14">
   <w:p>
     <w:pPr>
       <w:pStyle w:val="Header"/>
@@ -814,7 +824,7 @@
 </file>
 
 <file path=word/numbering.xml><?xml version="1.0" encoding="utf-8"?>
-<w:numbering xmlns:wpc="http://schemas.microsoft.com/office/word/2010/wordprocessingCanvas" xmlns:cx="http://schemas.microsoft.com/office/drawing/2014/chartex" xmlns:cx1="http://schemas.microsoft.com/office/drawing/2015/9/8/chartex" xmlns:cx2="http://schemas.microsoft.com/office/drawing/2015/10/21/chartex" xmlns:cx3="http://schemas.microsoft.com/office/drawing/2016/5/9/chartex" xmlns:cx4="http://schemas.microsoft.com/office/drawing/2016/5/10/chartex" xmlns:cx5="http://schemas.microsoft.com/office/drawing/2016/5/11/chartex" xmlns:cx6="http://schemas.microsoft.com/office/drawing/2016/5/12/chartex" xmlns:cx7="http://schemas.microsoft.com/office/drawing/2016/5/13/chartex" xmlns:cx8="http://schemas.microsoft.com/office/drawing/2016/5/14/chartex" xmlns:mc="http://schemas.openxmlformats.org/markup-compatibility/2006" xmlns:aink="http://schemas.microsoft.com/office/drawing/2016/ink" xmlns:am3d="http://schemas.microsoft.com/office/drawing/2017/model3d" xmlns:o="urn:schemas-microsoft-com:office:office" xmlns:oel="http://schemas.microsoft.com/office/2019/extlst" xmlns:r="http://schemas.openxmlformats.org/officeDocument/2006/relationships" xmlns:m="http://schemas.openxmlformats.org/officeDocument/2006/math" xmlns:v="urn:schemas-microsoft-com:vml" xmlns:wp14="http://schemas.microsoft.com/office/word/2010/wordprocessingDrawing" xmlns:wp="http://schemas.openxmlformats.org/drawingml/2006/wordprocessingDrawing" xmlns:w10="urn:schemas-microsoft-com:office:word" xmlns:w="http://schemas.openxmlformats.org/wordprocessingml/2006/main" xmlns:w14="http://schemas.microsoft.com/office/word/2010/wordml" xmlns:w15="http://schemas.microsoft.com/office/word/2012/wordml" xmlns:w16cex="http://schemas.microsoft.com/office/word/2018/wordml/cex" xmlns:w16cid="http://schemas.microsoft.com/office/word/2016/wordml/cid" xmlns:w16="http://schemas.microsoft.com/office/word/2018/wordml" xmlns:w16sdtdh="http://schemas.microsoft.com/office/word/2020/wordml/sdtdatahash" xmlns:w16se="http://schemas.microsoft.com/office/word/2015/wordml/symex" xmlns:wpg="http://schemas.microsoft.com/office/word/2010/wordprocessingGroup" xmlns:wpi="http://schemas.microsoft.com/office/word/2010/wordprocessingInk" xmlns:wne="http://schemas.microsoft.com/office/word/2006/wordml" xmlns:wps="http://schemas.microsoft.com/office/word/2010/wordprocessingShape" mc:Ignorable="w14 w15 w16se w16cid w16 w16cex w16sdtdh wp14">
+<w:numbering xmlns:wpc="http://schemas.microsoft.com/office/word/2010/wordprocessingCanvas" xmlns:cx="http://schemas.microsoft.com/office/drawing/2014/chartex" xmlns:cx1="http://schemas.microsoft.com/office/drawing/2015/9/8/chartex" xmlns:cx2="http://schemas.microsoft.com/office/drawing/2015/10/21/chartex" xmlns:cx3="http://schemas.microsoft.com/office/drawing/2016/5/9/chartex" xmlns:cx4="http://schemas.microsoft.com/office/drawing/2016/5/10/chartex" xmlns:cx5="http://schemas.microsoft.com/office/drawing/2016/5/11/chartex" xmlns:cx6="http://schemas.microsoft.com/office/drawing/2016/5/12/chartex" xmlns:cx7="http://schemas.microsoft.com/office/drawing/2016/5/13/chartex" xmlns:cx8="http://schemas.microsoft.com/office/drawing/2016/5/14/chartex" xmlns:mc="http://schemas.openxmlformats.org/markup-compatibility/2006" xmlns:aink="http://schemas.microsoft.com/office/drawing/2016/ink" xmlns:am3d="http://schemas.microsoft.com/office/drawing/2017/model3d" xmlns:o="urn:schemas-microsoft-com:office:office" xmlns:oel="http://schemas.microsoft.com/office/2019/extlst" xmlns:r="http://schemas.openxmlformats.org/officeDocument/2006/relationships" xmlns:m="http://schemas.openxmlformats.org/officeDocument/2006/math" xmlns:v="urn:schemas-microsoft-com:vml" xmlns:wp14="http://schemas.microsoft.com/office/word/2010/wordprocessingDrawing" xmlns:wp="http://schemas.openxmlformats.org/drawingml/2006/wordprocessingDrawing" xmlns:w10="urn:schemas-microsoft-com:office:word" xmlns:w="http://schemas.openxmlformats.org/wordprocessingml/2006/main" xmlns:w14="http://schemas.microsoft.com/office/word/2010/wordml" xmlns:w15="http://schemas.microsoft.com/office/word/2012/wordml" xmlns:w16cex="http://schemas.microsoft.com/office/word/2018/wordml/cex" xmlns:w16cid="http://schemas.microsoft.com/office/word/2016/wordml/cid" xmlns:w16="http://schemas.microsoft.com/office/word/2018/wordml" xmlns:w16du="http://schemas.microsoft.com/office/word/2023/wordml/word16du" xmlns:w16sdtdh="http://schemas.microsoft.com/office/word/2020/wordml/sdtdatahash" xmlns:w16sdtfl="http://schemas.microsoft.com/office/word/2024/wordml/sdtformatlock" xmlns:w16se="http://schemas.microsoft.com/office/word/2015/wordml/symex" xmlns:wpg="http://schemas.microsoft.com/office/word/2010/wordprocessingGroup" xmlns:wpi="http://schemas.microsoft.com/office/word/2010/wordprocessingInk" xmlns:wne="http://schemas.microsoft.com/office/word/2006/wordml" xmlns:wps="http://schemas.microsoft.com/office/word/2010/wordprocessingShape" mc:Ignorable="w14 w15 w16se w16cid w16 w16cex w16sdtdh w16sdtfl w16du wp14">
   <w:abstractNum w:abstractNumId="0" w15:restartNumberingAfterBreak="0">
     <w:nsid w:val="022E5848"/>
     <w:multiLevelType w:val="hybridMultilevel"/>
@@ -1509,7 +1519,7 @@
 </file>
 
 <file path=word/styles.xml><?xml version="1.0" encoding="utf-8"?>
-<w:styles xmlns:mc="http://schemas.openxmlformats.org/markup-compatibility/2006" xmlns:r="http://schemas.openxmlformats.org/officeDocument/2006/relationships" xmlns:w="http://schemas.openxmlformats.org/wordprocessingml/2006/main" xmlns:w14="http://schemas.microsoft.com/office/word/2010/wordml" xmlns:w15="http://schemas.microsoft.com/office/word/2012/wordml" xmlns:w16cex="http://schemas.microsoft.com/office/word/2018/wordml/cex" xmlns:w16cid="http://schemas.microsoft.com/office/word/2016/wordml/cid" xmlns:w16="http://schemas.microsoft.com/office/word/2018/wordml" xmlns:w16sdtdh="http://schemas.microsoft.com/office/word/2020/wordml/sdtdatahash" xmlns:w16se="http://schemas.microsoft.com/office/word/2015/wordml/symex" mc:Ignorable="w14 w15 w16se w16cid w16 w16cex w16sdtdh">
+<w:styles xmlns:mc="http://schemas.openxmlformats.org/markup-compatibility/2006" xmlns:r="http://schemas.openxmlformats.org/officeDocument/2006/relationships" xmlns:w="http://schemas.openxmlformats.org/wordprocessingml/2006/main" xmlns:w14="http://schemas.microsoft.com/office/word/2010/wordml" xmlns:w15="http://schemas.microsoft.com/office/word/2012/wordml" xmlns:w16cex="http://schemas.microsoft.com/office/word/2018/wordml/cex" xmlns:w16cid="http://schemas.microsoft.com/office/word/2016/wordml/cid" xmlns:w16="http://schemas.microsoft.com/office/word/2018/wordml" xmlns:w16du="http://schemas.microsoft.com/office/word/2023/wordml/word16du" xmlns:w16sdtdh="http://schemas.microsoft.com/office/word/2020/wordml/sdtdatahash" xmlns:w16sdtfl="http://schemas.microsoft.com/office/word/2024/wordml/sdtformatlock" xmlns:w16se="http://schemas.microsoft.com/office/word/2015/wordml/symex" mc:Ignorable="w14 w15 w16se w16cid w16 w16cex w16sdtdh w16sdtfl w16du">
   <w:docDefaults>
     <w:rPrDefault>
       <w:rPr>
@@ -1619,6 +1629,7 @@
     <w:lsdException w:name="HTML Sample" w:semiHidden="1" w:unhideWhenUsed="1"/>
     <w:lsdException w:name="HTML Typewriter" w:semiHidden="1" w:unhideWhenUsed="1"/>
     <w:lsdException w:name="HTML Variable" w:semiHidden="1" w:unhideWhenUsed="1"/>
+    <w:lsdException w:name="Normal Table" w:semiHidden="1" w:unhideWhenUsed="1"/>
     <w:lsdException w:name="annotation subject" w:semiHidden="1" w:unhideWhenUsed="1"/>
     <w:lsdException w:name="No List" w:semiHidden="1" w:uiPriority="99" w:unhideWhenUsed="1"/>
     <w:lsdException w:name="Outline List 1" w:semiHidden="1" w:unhideWhenUsed="1"/>
@@ -1661,8 +1672,11 @@
     <w:lsdException w:name="Table Contemporary" w:semiHidden="1" w:unhideWhenUsed="1"/>
     <w:lsdException w:name="Table Elegant" w:semiHidden="1" w:unhideWhenUsed="1"/>
     <w:lsdException w:name="Table Professional" w:semiHidden="1" w:unhideWhenUsed="1"/>
+    <w:lsdException w:name="Table Subtle 1" w:semiHidden="1" w:unhideWhenUsed="1"/>
     <w:lsdException w:name="Table Subtle 2" w:semiHidden="1" w:unhideWhenUsed="1"/>
     <w:lsdException w:name="Table Web 1" w:semiHidden="1" w:unhideWhenUsed="1"/>
+    <w:lsdException w:name="Table Web 2" w:semiHidden="1" w:unhideWhenUsed="1"/>
+    <w:lsdException w:name="Table Web 3" w:semiHidden="1" w:unhideWhenUsed="1"/>
     <w:lsdException w:name="Balloon Text" w:semiHidden="1" w:unhideWhenUsed="1"/>
     <w:lsdException w:name="Table Theme" w:semiHidden="1" w:unhideWhenUsed="1"/>
     <w:lsdException w:name="Placeholder Text" w:semiHidden="1" w:uiPriority="99"/>
@@ -2568,6 +2582,16 @@
 </file>
 
 <file path=customXml/item1.xml><?xml version="1.0" encoding="utf-8"?>
+<b:Sources xmlns:b="http://schemas.openxmlformats.org/officeDocument/2006/bibliography" xmlns="http://schemas.openxmlformats.org/officeDocument/2006/bibliography" SelectedStyle="\APA.XSL" StyleName="APA"/>
+</file>
+
+<file path=customXml/item2.xml><?xml version="1.0" encoding="utf-8"?>
+<p:properties xmlns:p="http://schemas.microsoft.com/office/2006/metadata/properties" xmlns:xsi="http://www.w3.org/2001/XMLSchema-instance">
+  <documentManagement/>
+</p:properties>
+</file>
+
+<file path=customXml/item3.xml><?xml version="1.0" encoding="utf-8"?>
 <ct:contentTypeSchema xmlns:ct="http://schemas.microsoft.com/office/2006/metadata/contentType" xmlns:ma="http://schemas.microsoft.com/office/2006/metadata/properties/metaAttributes" ct:_="" ma:_="" ma:contentTypeName="Document" ma:contentTypeID="0x010100DD8CB07AC3A6C64FB023094A9E9ED4D3" ma:contentTypeVersion="10" ma:contentTypeDescription="Create a new document." ma:contentTypeScope="" ma:versionID="3a1c2225fbed9db7eebc444039af94ae">
   <xsd:schema xmlns:xsd="http://www.w3.org/2001/XMLSchema" xmlns:xs="http://www.w3.org/2001/XMLSchema" xmlns:p="http://schemas.microsoft.com/office/2006/metadata/properties" xmlns:ns2="0c118451-9163-4acf-afdc-53be4d4980b3" xmlns:ns3="a1f34b41-e92c-4597-9184-f23b71466416" targetNamespace="http://schemas.microsoft.com/office/2006/metadata/properties" ma:root="true" ma:fieldsID="0def345b13bbcff71c0c3b1d1cf67600" ns2:_="" ns3:_="">
     <xsd:import namespace="0c118451-9163-4acf-afdc-53be4d4980b3"/>
@@ -2772,16 +2796,6 @@
 </ct:contentTypeSchema>
 </file>
 
-<file path=customXml/item2.xml><?xml version="1.0" encoding="utf-8"?>
-<p:properties xmlns:p="http://schemas.microsoft.com/office/2006/metadata/properties" xmlns:xsi="http://www.w3.org/2001/XMLSchema-instance">
-  <documentManagement/>
-</p:properties>
-</file>
-
-<file path=customXml/item3.xml><?xml version="1.0" encoding="utf-8"?>
-<b:Sources xmlns:b="http://schemas.openxmlformats.org/officeDocument/2006/bibliography" xmlns="http://schemas.openxmlformats.org/officeDocument/2006/bibliography" SelectedStyle="\APA.XSL" StyleName="APA"/>
-</file>
-
 <file path=customXml/item4.xml><?xml version="1.0" encoding="utf-8"?>
 <?mso-contentType ?>
 <FormTemplates xmlns="http://schemas.microsoft.com/sharepoint/v3/contenttype/forms">
@@ -2792,6 +2806,22 @@
 </file>
 
 <file path=customXml/itemProps1.xml><?xml version="1.0" encoding="utf-8"?>
+<ds:datastoreItem xmlns:ds="http://schemas.openxmlformats.org/officeDocument/2006/customXml" ds:itemID="{57D16899-9EC7-4BE2-A473-A77732BE064C}">
+  <ds:schemaRefs>
+    <ds:schemaRef ds:uri="http://schemas.openxmlformats.org/officeDocument/2006/bibliography"/>
+  </ds:schemaRefs>
+</ds:datastoreItem>
+</file>
+
+<file path=customXml/itemProps2.xml><?xml version="1.0" encoding="utf-8"?>
+<ds:datastoreItem xmlns:ds="http://schemas.openxmlformats.org/officeDocument/2006/customXml" ds:itemID="{4D1231ED-DCAD-457E-AFDF-49C99C7DC0E3}">
+  <ds:schemaRefs>
+    <ds:schemaRef ds:uri="http://schemas.microsoft.com/office/2006/metadata/properties"/>
+  </ds:schemaRefs>
+</ds:datastoreItem>
+</file>
+
+<file path=customXml/itemProps3.xml><?xml version="1.0" encoding="utf-8"?>
 <ds:datastoreItem xmlns:ds="http://schemas.openxmlformats.org/officeDocument/2006/customXml" ds:itemID="{CA34345D-6B4D-488C-979B-4372B06FFBD0}">
   <ds:schemaRefs>
     <ds:schemaRef ds:uri="http://schemas.microsoft.com/office/2006/metadata/contentType"/>
@@ -2810,22 +2840,6 @@
 </ds:datastoreItem>
 </file>
 
-<file path=customXml/itemProps2.xml><?xml version="1.0" encoding="utf-8"?>
-<ds:datastoreItem xmlns:ds="http://schemas.openxmlformats.org/officeDocument/2006/customXml" ds:itemID="{4D1231ED-DCAD-457E-AFDF-49C99C7DC0E3}">
-  <ds:schemaRefs>
-    <ds:schemaRef ds:uri="http://schemas.microsoft.com/office/2006/metadata/properties"/>
-  </ds:schemaRefs>
-</ds:datastoreItem>
-</file>
-
-<file path=customXml/itemProps3.xml><?xml version="1.0" encoding="utf-8"?>
-<ds:datastoreItem xmlns:ds="http://schemas.openxmlformats.org/officeDocument/2006/customXml" ds:itemID="{57D16899-9EC7-4BE2-A473-A77732BE064C}">
-  <ds:schemaRefs>
-    <ds:schemaRef ds:uri="http://schemas.openxmlformats.org/officeDocument/2006/bibliography"/>
-  </ds:schemaRefs>
-</ds:datastoreItem>
-</file>
-
 <file path=customXml/itemProps4.xml><?xml version="1.0" encoding="utf-8"?>
 <ds:datastoreItem xmlns:ds="http://schemas.openxmlformats.org/officeDocument/2006/customXml" ds:itemID="{D00DCC40-28CD-4572-8B88-18BA843C87D4}">
   <ds:schemaRefs>
